--- a/STEER-Providing-Intent.docx
+++ b/STEER-Providing-Intent.docx
@@ -71,7 +71,7 @@
           <w:sz w:val="21"/>
           <w:szCs w:val="21"/>
         </w:rPr>
-        <w:t xml:space="preserve">Idriss Enayat</w:t>
+        <w:t>Idriss Enayat</w:t>
       </w:r>
       <w:r>
         <w:rPr>
@@ -79,7 +79,7 @@
           <w:sz w:val="20"/>
           <w:szCs w:val="20"/>
         </w:rPr>
-        <w:t xml:space="preserve">   ·   Framework v3.0   ·   August 2026</w:t>
+        <w:t xml:space="preserve">   ·   Framework v3.1   ·   September 2026</w:t>
       </w:r>
     </w:p>
     <w:p>
@@ -208,6 +208,33 @@
           <w:szCs w:val="22"/>
         </w:rPr>
         <w:t xml:space="preserve">a vague answer produces a flagged question, not a smoothed-over sentence. Ambiguity dying at Frame is the framework's cheapest win, so the intake agent is rewarded for surfacing it, never for hiding it.</w:t>
+      </w:r>
+    </w:p>
+    <w:p>
+      <w:pPr>
+        <w:pStyle w:val="ListParagraph"/>
+        <w:numPr>
+          <w:ilvl w:val="0"/>
+          <w:numId w:val="2"/>
+        </w:numPr>
+        <w:spacing w:after="92" w:line="272"/>
+      </w:pPr>
+      <w:r>
+        <w:rPr>
+          <w:b/>
+          <w:bCs/>
+          <w:color w:val="1a1a1a"/>
+          <w:sz w:val="22"/>
+          <w:szCs w:val="22"/>
+        </w:rPr>
+        <w:t>Measurement state is explicit: existing products name a baseline, denominator, and observation window. A greenfield product may use an explicit leading indicator until production telemetry exists; unresolved measurement remains an Open Question and is never disguised as measurable-today.</w:t>
+      </w:r>
+      <w:r>
+        <w:rPr>
+          <w:color w:val="1a1a1a"/>
+          <w:sz w:val="22"/>
+          <w:szCs w:val="22"/>
+        </w:rPr>
       </w:r>
     </w:p>
     <w:p>
@@ -938,6 +965,7 @@
     </w:p>
     <w:sectPr>
       <w:footerReference w:type="default" r:id="rId7"/>
+      <w:headerReference w:type="default" r:id="rId9"/>
       <w:pgSz w:w="12240" w:h="15840" w:orient="portrait"/>
       <w:pgMar w:top="1240" w:right="1440" w:bottom="1240" w:left="1440" w:header="708" w:footer="708" w:gutter="0"/>
       <w:pgNumType/>
@@ -1054,6 +1082,16 @@
 </w:footnotes>
 </file>
 
+<file path=word/header1.xml><?xml version="1.0" encoding="utf-8"?>
+<w:hdr xmlns:m="http://schemas.openxmlformats.org/officeDocument/2006/math" xmlns:mc="http://schemas.openxmlformats.org/markup-compatibility/2006" xmlns:mo="http://schemas.microsoft.com/office/mac/office/2008/main" xmlns:mv="urn:schemas-microsoft-com:mac:vml" xmlns:o="urn:schemas-microsoft-com:office:office" xmlns:r="http://schemas.openxmlformats.org/officeDocument/2006/relationships" xmlns:v="urn:schemas-microsoft-com:vml" xmlns:w10="urn:schemas-microsoft-com:office:word" xmlns:w14="http://schemas.microsoft.com/office/word/2010/wordml" xmlns:w="http://schemas.openxmlformats.org/wordprocessingml/2006/main" xmlns:wne="http://schemas.microsoft.com/office/word/2006/wordml" xmlns:wp14="http://schemas.microsoft.com/office/word/2010/wordprocessingDrawing" xmlns:wp="http://schemas.openxmlformats.org/drawingml/2006/wordprocessingDrawing" xmlns:wpc="http://schemas.microsoft.com/office/word/2010/wordprocessingCanvas" xmlns:wpg="http://schemas.microsoft.com/office/word/2010/wordprocessingGroup" xmlns:wpi="http://schemas.microsoft.com/office/word/2010/wordprocessingInk" xmlns:wps="http://schemas.microsoft.com/office/word/2010/wordprocessingShape" mc:Ignorable="w14 wp14">
+  <w:p>
+    <w:pPr>
+      <w:pStyle w:val="Header"/>
+    </w:pPr>
+  </w:p>
+</w:hdr>
+</file>
+
 <file path=word/numbering.xml><?xml version="1.0" encoding="utf-8"?>
 <w:numbering xmlns:wpc="http://schemas.microsoft.com/office/word/2010/wordprocessingCanvas" xmlns:mc="http://schemas.openxmlformats.org/markup-compatibility/2006" xmlns:o="urn:schemas-microsoft-com:office:office" xmlns:r="http://schemas.openxmlformats.org/officeDocument/2006/relationships" xmlns:m="http://schemas.openxmlformats.org/officeDocument/2006/math" xmlns:v="urn:schemas-microsoft-com:vml" xmlns:wp14="http://schemas.microsoft.com/office/word/2010/wordprocessingDrawing" xmlns:wp="http://schemas.openxmlformats.org/drawingml/2006/wordprocessingDrawing" xmlns:w10="urn:schemas-microsoft-com:office:word" xmlns:w="http://schemas.openxmlformats.org/wordprocessingml/2006/main" xmlns:w14="http://schemas.microsoft.com/office/word/2010/wordml" xmlns:w15="http://schemas.microsoft.com/office/word/2012/wordml" xmlns:wpg="http://schemas.microsoft.com/office/word/2010/wordprocessingGroup" xmlns:wpi="http://schemas.microsoft.com/office/word/2010/wordprocessingInk" xmlns:wne="http://schemas.microsoft.com/office/word/2006/wordml" xmlns:wps="http://schemas.microsoft.com/office/word/2010/wordprocessingShape" mc:Ignorable="w14 w15 wp14">
   <w:abstractNum w:abstractNumId="1" w15:restartNumberingAfterBreak="0">
